--- a/doksik/Vizsgaremek_papirmunka.docx
+++ b/doksik/Vizsgaremek_papirmunka.docx
@@ -1,6 +1,6 @@
 
 <file path=word/document.xml><?xml version="1.0" encoding="utf-8"?>
-<w:document xmlns:wpc="http://schemas.microsoft.com/office/word/2010/wordprocessingCanvas" xmlns:cx="http://schemas.microsoft.com/office/drawing/2014/chartex" xmlns:cx1="http://schemas.microsoft.com/office/drawing/2015/9/8/chartex" xmlns:cx2="http://schemas.microsoft.com/office/drawing/2015/10/21/chartex" xmlns:cx3="http://schemas.microsoft.com/office/drawing/2016/5/9/chartex" xmlns:cx4="http://schemas.microsoft.com/office/drawing/2016/5/10/chartex" xmlns:cx5="http://schemas.microsoft.com/office/drawing/2016/5/11/chartex" xmlns:cx6="http://schemas.microsoft.com/office/drawing/2016/5/12/chartex" xmlns:cx7="http://schemas.microsoft.com/office/drawing/2016/5/13/chartex" xmlns:cx8="http://schemas.microsoft.com/office/drawing/2016/5/14/chartex" xmlns:mc="http://schemas.openxmlformats.org/markup-compatibility/2006" xmlns:aink="http://schemas.microsoft.com/office/drawing/2016/ink" xmlns:am3d="http://schemas.microsoft.com/office/drawing/2017/model3d" xmlns:o="urn:schemas-microsoft-com:office:office" xmlns:oel="http://schemas.microsoft.com/office/2019/extlst" xmlns:r="http://schemas.openxmlformats.org/officeDocument/2006/relationships" xmlns:m="http://schemas.openxmlformats.org/officeDocument/2006/math" xmlns:v="urn:schemas-microsoft-com:vml" xmlns:wp14="http://schemas.microsoft.com/office/word/2010/wordprocessingDrawing" xmlns:wp="http://schemas.openxmlformats.org/drawingml/2006/wordprocessingDrawing" xmlns:w10="urn:schemas-microsoft-com:office:word" xmlns:w="http://schemas.openxmlformats.org/wordprocessingml/2006/main" xmlns:w14="http://schemas.microsoft.com/office/word/2010/wordml" xmlns:w15="http://schemas.microsoft.com/office/word/2012/wordml" xmlns:w16cex="http://schemas.microsoft.com/office/word/2018/wordml/cex" xmlns:w16cid="http://schemas.microsoft.com/office/word/2016/wordml/cid" xmlns:w16="http://schemas.microsoft.com/office/word/2018/wordml" xmlns:w16du="http://schemas.microsoft.com/office/word/2023/wordml/word16du" xmlns:w16sdtdh="http://schemas.microsoft.com/office/word/2020/wordml/sdtdatahash" xmlns:w16sdtfl="http://schemas.microsoft.com/office/word/2024/wordml/sdtformatlock" xmlns:w16se="http://schemas.microsoft.com/office/word/2015/wordml/symex" xmlns:wpg="http://schemas.microsoft.com/office/word/2010/wordprocessingGroup" xmlns:wpi="http://schemas.microsoft.com/office/word/2010/wordprocessingInk" xmlns:wne="http://schemas.microsoft.com/office/word/2006/wordml" xmlns:wps="http://schemas.microsoft.com/office/word/2010/wordprocessingShape" mc:Ignorable="w14 w15 w16se w16cid w16 w16cex w16sdtdh w16sdtfl w16du wp14">
+<w:document xmlns:wpc="http://schemas.microsoft.com/office/word/2010/wordprocessingCanvas" xmlns:cx="http://schemas.microsoft.com/office/drawing/2014/chartex" xmlns:cx1="http://schemas.microsoft.com/office/drawing/2015/9/8/chartex" xmlns:cx2="http://schemas.microsoft.com/office/drawing/2015/10/21/chartex" xmlns:cx3="http://schemas.microsoft.com/office/drawing/2016/5/9/chartex" xmlns:cx4="http://schemas.microsoft.com/office/drawing/2016/5/10/chartex" xmlns:cx5="http://schemas.microsoft.com/office/drawing/2016/5/11/chartex" xmlns:cx6="http://schemas.microsoft.com/office/drawing/2016/5/12/chartex" xmlns:cx7="http://schemas.microsoft.com/office/drawing/2016/5/13/chartex" xmlns:cx8="http://schemas.microsoft.com/office/drawing/2016/5/14/chartex" xmlns:mc="http://schemas.openxmlformats.org/markup-compatibility/2006" xmlns:aink="http://schemas.microsoft.com/office/drawing/2016/ink" xmlns:am3d="http://schemas.microsoft.com/office/drawing/2017/model3d" xmlns:o="urn:schemas-microsoft-com:office:office" xmlns:r="http://schemas.openxmlformats.org/officeDocument/2006/relationships" xmlns:m="http://schemas.openxmlformats.org/officeDocument/2006/math" xmlns:v="urn:schemas-microsoft-com:vml" xmlns:wp14="http://schemas.microsoft.com/office/word/2010/wordprocessingDrawing" xmlns:wp="http://schemas.openxmlformats.org/drawingml/2006/wordprocessingDrawing" xmlns:w10="urn:schemas-microsoft-com:office:word" xmlns:w="http://schemas.openxmlformats.org/wordprocessingml/2006/main" xmlns:w14="http://schemas.microsoft.com/office/word/2010/wordml" xmlns:w15="http://schemas.microsoft.com/office/word/2012/wordml" xmlns:w16cid="http://schemas.microsoft.com/office/word/2016/wordml/cid" xmlns:w16se="http://schemas.microsoft.com/office/word/2015/wordml/symex" xmlns:wpg="http://schemas.microsoft.com/office/word/2010/wordprocessingGroup" xmlns:wpi="http://schemas.microsoft.com/office/word/2010/wordprocessingInk" xmlns:wne="http://schemas.microsoft.com/office/word/2006/wordml" xmlns:wps="http://schemas.microsoft.com/office/word/2010/wordprocessingShape" mc:Ignorable="w14 w15 w16se w16cid wp14">
   <w:body>
     <w:p>
       <w:pPr>
@@ -11,90 +11,144 @@
         <w:t>Vizsgaremek</w:t>
       </w:r>
     </w:p>
-    <w:p/>
     <w:p>
-      <w:r>
-        <w:t>Tagok: Kothencz Martin, Lenhardt Károly</w:t>
-      </w:r>
+      <w:bookmarkStart w:id="0" w:name="_GoBack"/>
+      <w:bookmarkEnd w:id="0"/>
     </w:p>
     <w:p>
       <w:r>
-        <w:t xml:space="preserve">Téma: Újszerű (privát) parkolórendszer – </w:t>
-      </w:r>
-      <w:proofErr w:type="spellStart"/>
-      <w:r>
-        <w:t>admin</w:t>
-      </w:r>
-      <w:proofErr w:type="spellEnd"/>
-      <w:r>
-        <w:t xml:space="preserve"> weboldallal</w:t>
+        <w:rPr>
+          <w:b/>
+          <w:u w:val="single"/>
+        </w:rPr>
+        <w:t>Tagok:</w:t>
+      </w:r>
+      <w:r>
+        <w:t xml:space="preserve"> Kothencz Martin, Lenhardt Károly</w:t>
       </w:r>
     </w:p>
     <w:p>
+      <w:r>
+        <w:rPr>
+          <w:b/>
+          <w:u w:val="single"/>
+        </w:rPr>
+        <w:t>Téma:</w:t>
+      </w:r>
+      <w:r>
+        <w:t xml:space="preserve"> Újszerű (privát) parkolórendszer – </w:t>
+      </w:r>
       <w:proofErr w:type="spellStart"/>
       <w:r>
-        <w:t>Domain</w:t>
+        <w:t>admin</w:t>
       </w:r>
       <w:proofErr w:type="spellEnd"/>
       <w:r>
-        <w:t xml:space="preserve"> név:</w:t>
+        <w:t xml:space="preserve"> weboldallal</w:t>
       </w:r>
     </w:p>
     <w:p>
-      <w:r>
-        <w:t xml:space="preserve">Eszközök: </w:t>
-      </w:r>
+      <w:pPr>
+        <w:rPr>
+          <w:b/>
+          <w:u w:val="single"/>
+        </w:rPr>
+      </w:pPr>
       <w:proofErr w:type="spellStart"/>
       <w:r>
-        <w:t>Raspberry</w:t>
+        <w:rPr>
+          <w:b/>
+          <w:u w:val="single"/>
+        </w:rPr>
+        <w:t>Domain</w:t>
       </w:r>
       <w:proofErr w:type="spellEnd"/>
       <w:r>
-        <w:t xml:space="preserve"> PI, hozzátartozó kijelző és próbapanel, valamint </w:t>
-      </w:r>
-      <w:proofErr w:type="spellStart"/>
-      <w:r>
-        <w:t>nfckártya</w:t>
-      </w:r>
-      <w:proofErr w:type="spellEnd"/>
-      <w:r>
-        <w:t xml:space="preserve"> olvasó</w:t>
+        <w:rPr>
+          <w:b/>
+          <w:u w:val="single"/>
+        </w:rPr>
+        <w:t xml:space="preserve"> név:</w:t>
       </w:r>
     </w:p>
     <w:p>
       <w:r>
+        <w:rPr>
+          <w:b/>
+          <w:u w:val="single"/>
+        </w:rPr>
+        <w:t>Eszközök</w:t>
+      </w:r>
+      <w:r>
+        <w:t xml:space="preserve">: </w:t>
+      </w:r>
+      <w:proofErr w:type="spellStart"/>
+      <w:r>
+        <w:t>Raspberry</w:t>
+      </w:r>
+      <w:proofErr w:type="spellEnd"/>
+      <w:r>
+        <w:t xml:space="preserve"> PI, hozzátartozó kijelző és próbapanel, valamint </w:t>
+      </w:r>
+      <w:proofErr w:type="spellStart"/>
+      <w:r>
+        <w:t>nfc</w:t>
+      </w:r>
+      <w:proofErr w:type="spellEnd"/>
+      <w:r>
+        <w:t xml:space="preserve"> </w:t>
+      </w:r>
+      <w:r>
+        <w:t>kártya olvasó</w:t>
+      </w:r>
+      <w:r>
+        <w:t xml:space="preserve">. </w:t>
+      </w:r>
+      <w:r>
         <w:t xml:space="preserve">Kothencz Martin GitHub fiókját fogjuk használni, amelyen van egy Lenhardt Károllyal megosztott </w:t>
       </w:r>
       <w:proofErr w:type="spellStart"/>
-      <w:proofErr w:type="gramStart"/>
       <w:r>
         <w:t>repository</w:t>
       </w:r>
       <w:proofErr w:type="spellEnd"/>
-      <w:proofErr w:type="gramEnd"/>
       <w:r>
         <w:t xml:space="preserve"> amelybe fogjuk a közös munkát végezni.</w:t>
       </w:r>
       <w:r>
-        <w:t xml:space="preserve"> </w:t>
-      </w:r>
-      <w:r>
-        <w:t>https://github.com/KMartin207/zaroVizsga</w:t>
+        <w:t xml:space="preserve"> https://github.com/KMartin207/zaroVizsga</w:t>
       </w:r>
     </w:p>
     <w:p/>
     <w:p>
       <w:r>
-        <w:t>Témaválasztás indoklása: Számunkra ez egy hétköznapokban gyakran előforduló téma, sok helyen szoktunk parkolni kirándulások stb. alkalmával. Sok helyen nehézkesen van megoldva a beléptetés, ennek szeretnénk élét venni és megoldást kínálni a problémára.</w:t>
+        <w:rPr>
+          <w:b/>
+          <w:u w:val="single"/>
+        </w:rPr>
+        <w:t>Témaválasztás indoklása:</w:t>
+      </w:r>
+      <w:r>
+        <w:t xml:space="preserve"> </w:t>
+      </w:r>
+      <w:r>
+        <w:t>Az elmúlt nyáron közösen dolgoztunk egy cégnél ahol nem működött jól a beléptetőrendszer. A főnökkel megbeszéltük, hogy megpróbálunk megoldást nyújtani a problémára. Ez nekünk nem csak anyagilag éri meg, ezzel rengeteg tapasztalatot szerzünk a különböző programnyelvek és eszközök terén, amelyet később más projekteknél is hasznosítani fogunk. Nem mellesleg érdekel is minket a téma, illetve szeretünk fejleszteni a környezetünkön, ezzel mindenki jól jár.</w:t>
       </w:r>
     </w:p>
     <w:p/>
     <w:p>
       <w:pPr>
-        <w:spacing w:after="4080"/>
+        <w:spacing w:after="3360"/>
       </w:pPr>
       <w:r>
-        <w:t>Vállalások: Mi ketten sok iskolai, és magánjellegű projektben dolgoztunk már közösen, így mindig mindenki kiveszi a részét a munkafázisok mindegyikéből. Nem terveztük felosztani kettőnk közt pontosan azt, hogy ki mit csinál, ez majd menetközben alakul. Viszont egy projektmenedzser szoftver segítségével szeretnénk nyomon követni azt, hogy ki mit és mikor csinál.</w:t>
+        <w:rPr>
+          <w:b/>
+          <w:u w:val="single"/>
+        </w:rPr>
+        <w:t>Vállalások:</w:t>
+      </w:r>
+      <w:r>
+        <w:t xml:space="preserve"> Mi ketten sok iskolai, és magánjellegű projektben dolgoztunk már közösen, így mindig mindenki kiveszi a részét a munkafázisok mindegyikéből. Nem terveztük felosztani kettőnk közt pontosan azt, hogy ki mit csinál, ez majd menetközben alakul. Viszont egy projektmenedzser szoftver segítségével szeretnénk nyomon követni azt, hogy ki mit és mikor csinál.</w:t>
       </w:r>
     </w:p>
     <w:p>
@@ -119,7 +173,7 @@
             <v:path o:extrusionok="f" gradientshapeok="t" o:connecttype="rect"/>
             <o:lock v:ext="edit" aspectratio="t"/>
           </v:shapetype>
-          <v:shape id="_x0000_i1053" type="#_x0000_t75" alt="Aláírási sor, aláíratlan" style="width:146.7pt;height:73.35pt">
+          <v:shape id="_x0000_i1025" type="#_x0000_t75" alt="Aláírási sor, aláíratlan" style="width:146.65pt;height:73.35pt">
             <v:imagedata r:id="rId4" o:title=""/>
             <o:lock v:ext="edit" ungrouping="t" rotation="t" cropping="t" verticies="t" text="t" grouping="t"/>
             <o:signatureline v:ext="edit" id="{F05946F4-AADD-4CF1-AB3F-E143C538C4C5}" provid="{00000000-0000-0000-0000-000000000000}" o:suggestedsigner="Kovács László" o:suggestedsigner2="Szaktanár" issignatureline="t"/>
@@ -128,7 +182,7 @@
       </w:r>
       <w:r>
         <w:pict w14:anchorId="430A5E79">
-          <v:shape id="_x0000_i1052" type="#_x0000_t75" alt="Aláírási sor, aláíratlan" style="width:146.7pt;height:73.35pt">
+          <v:shape id="_x0000_i1026" type="#_x0000_t75" alt="Aláírási sor, aláíratlan" style="width:146.65pt;height:73.35pt">
             <v:imagedata r:id="rId5" o:title=""/>
             <o:lock v:ext="edit" ungrouping="t" rotation="t" cropping="t" verticies="t" text="t" grouping="t"/>
             <o:signatureline v:ext="edit" id="{F39A5374-95F1-450E-BE27-801074E44278}" provid="{00000000-0000-0000-0000-000000000000}" o:suggestedsigner="Kothencz Martin" o:suggestedsigner2="Tanuló" issignatureline="t"/>
@@ -137,7 +191,7 @@
       </w:r>
       <w:r>
         <w:pict w14:anchorId="48F64C48">
-          <v:shape id="_x0000_i1051" type="#_x0000_t75" alt="Aláírási sor, aláíratlan" style="width:146.7pt;height:73.35pt">
+          <v:shape id="_x0000_i1027" type="#_x0000_t75" alt="Aláírási sor, aláíratlan" style="width:146.65pt;height:73.35pt">
             <v:imagedata r:id="rId6" o:title=""/>
             <o:lock v:ext="edit" ungrouping="t" rotation="t" cropping="t" verticies="t" text="t" grouping="t"/>
             <o:signatureline v:ext="edit" id="{4C275791-4119-4083-B541-DAFDBED2324C}" provid="{00000000-0000-0000-0000-000000000000}" o:suggestedsigner="Lenhardt Károly" o:suggestedsigner2="Tanuló" issignatureline="t"/>
@@ -156,7 +210,7 @@
 </file>
 
 <file path=word/styles.xml><?xml version="1.0" encoding="utf-8"?>
-<w:styles xmlns:mc="http://schemas.openxmlformats.org/markup-compatibility/2006" xmlns:r="http://schemas.openxmlformats.org/officeDocument/2006/relationships" xmlns:w="http://schemas.openxmlformats.org/wordprocessingml/2006/main" xmlns:w14="http://schemas.microsoft.com/office/word/2010/wordml" xmlns:w15="http://schemas.microsoft.com/office/word/2012/wordml" xmlns:w16cex="http://schemas.microsoft.com/office/word/2018/wordml/cex" xmlns:w16cid="http://schemas.microsoft.com/office/word/2016/wordml/cid" xmlns:w16="http://schemas.microsoft.com/office/word/2018/wordml" xmlns:w16du="http://schemas.microsoft.com/office/word/2023/wordml/word16du" xmlns:w16sdtdh="http://schemas.microsoft.com/office/word/2020/wordml/sdtdatahash" xmlns:w16sdtfl="http://schemas.microsoft.com/office/word/2024/wordml/sdtformatlock" xmlns:w16se="http://schemas.microsoft.com/office/word/2015/wordml/symex" mc:Ignorable="w14 w15 w16se w16cid w16 w16cex w16sdtdh w16sdtfl w16du">
+<w:styles xmlns:mc="http://schemas.openxmlformats.org/markup-compatibility/2006" xmlns:r="http://schemas.openxmlformats.org/officeDocument/2006/relationships" xmlns:w="http://schemas.openxmlformats.org/wordprocessingml/2006/main" xmlns:w14="http://schemas.microsoft.com/office/word/2010/wordml" xmlns:w15="http://schemas.microsoft.com/office/word/2012/wordml" xmlns:w16cid="http://schemas.microsoft.com/office/word/2016/wordml/cid" xmlns:w16se="http://schemas.microsoft.com/office/word/2015/wordml/symex" mc:Ignorable="w14 w15 w16se w16cid">
   <w:docDefaults>
     <w:rPrDefault>
       <w:rPr>
@@ -174,7 +228,7 @@
       </w:pPr>
     </w:pPrDefault>
   </w:docDefaults>
-  <w:latentStyles w:defLockedState="0" w:defUIPriority="99" w:defSemiHidden="0" w:defUnhideWhenUsed="0" w:defQFormat="0" w:count="376">
+  <w:latentStyles w:defLockedState="0" w:defUIPriority="99" w:defSemiHidden="0" w:defUnhideWhenUsed="0" w:defQFormat="0" w:count="375">
     <w:lsdException w:name="Normal" w:uiPriority="0" w:qFormat="1"/>
     <w:lsdException w:name="heading 1" w:uiPriority="9" w:qFormat="1"/>
     <w:lsdException w:name="heading 2" w:semiHidden="1" w:uiPriority="9" w:unhideWhenUsed="1" w:qFormat="1"/>
@@ -550,7 +604,6 @@
     <w:lsdException w:name="Smart Hyperlink" w:semiHidden="1" w:unhideWhenUsed="1"/>
     <w:lsdException w:name="Hashtag" w:semiHidden="1" w:unhideWhenUsed="1"/>
     <w:lsdException w:name="Unresolved Mention" w:semiHidden="1" w:unhideWhenUsed="1"/>
-    <w:lsdException w:name="Smart Link" w:semiHidden="1" w:unhideWhenUsed="1"/>
   </w:latentStyles>
   <w:style w:type="paragraph" w:default="1" w:styleId="Norml">
     <w:name w:val="Normal"/>

--- a/doksik/Vizsgaremek_papirmunka.docx
+++ b/doksik/Vizsgaremek_papirmunka.docx
@@ -68,7 +68,25 @@
           <w:b/>
           <w:u w:val="single"/>
         </w:rPr>
-        <w:t xml:space="preserve"> név:</w:t>
+        <w:t xml:space="preserve"> név</w:t>
+      </w:r>
+      <w:r>
+        <w:rPr>
+          <w:b/>
+        </w:rPr>
+        <w:t>:</w:t>
+      </w:r>
+      <w:r>
+        <w:rPr>
+          <w:b/>
+        </w:rPr>
+        <w:t xml:space="preserve"> </w:t>
+      </w:r>
+      <w:r>
+        <w:rPr>
+          <w:b/>
+        </w:rPr>
+        <w:t>proparking.hu</w:t>
       </w:r>
     </w:p>
     <w:p>
@@ -132,13 +150,19 @@
         <w:t xml:space="preserve"> </w:t>
       </w:r>
       <w:r>
-        <w:t>Az elmúlt nyáron közösen dolgoztunk egy cégnél ahol nem működött jól a beléptetőrendszer. A főnökkel megbeszéltük, hogy megpróbálunk megoldást nyújtani a problémára. Ez nekünk nem csak anyagilag éri meg, ezzel rengeteg tapasztalatot szerzünk a különböző programnyelvek és eszközök terén, amelyet később más projekteknél is hasznosítani fogunk. Nem mellesleg érdekel is minket a téma, illetve szeretünk fejleszteni a környezetünkön, ezzel mindenki jól jár.</w:t>
+        <w:t>Az elmúlt nyáron közösen dolgoztunk egy cégnél</w:t>
+      </w:r>
+      <w:r>
+        <w:t>,</w:t>
+      </w:r>
+      <w:r>
+        <w:t xml:space="preserve"> ahol nem működött jól a beléptetőrendszer. A főnökkel megbeszéltük, hogy megpróbálunk megoldást nyújtani a problémára. Ez nekünk nem csak anyagilag éri meg, ezzel rengeteg tapasztalatot szerzünk a különböző programnyelvek és eszközök terén, amelyet később más projekteknél is hasznosítani fogunk. Nem mellesleg érdekel is minket a téma, illetve szeretünk fejleszteni a környezetünkön, ezzel mindenki jól jár.</w:t>
       </w:r>
     </w:p>
     <w:p/>
     <w:p>
       <w:pPr>
-        <w:spacing w:after="3360"/>
+        <w:spacing w:after="1440"/>
       </w:pPr>
       <w:r>
         <w:rPr>
@@ -149,6 +173,14 @@
       </w:r>
       <w:r>
         <w:t xml:space="preserve"> Mi ketten sok iskolai, és magánjellegű projektben dolgoztunk már közösen, így mindig mindenki kiveszi a részét a munkafázisok mindegyikéből. Nem terveztük felosztani kettőnk közt pontosan azt, hogy ki mit csinál, ez majd menetközben alakul. Viszont egy projektmenedzser szoftver segítségével szeretnénk nyomon követni azt, hogy ki mit és mikor csinál.</w:t>
+      </w:r>
+    </w:p>
+    <w:p>
+      <w:pPr>
+        <w:spacing w:after="1440"/>
+      </w:pPr>
+      <w:r>
+        <w:t>2025. szeptember 22.</w:t>
       </w:r>
     </w:p>
     <w:p>
@@ -173,7 +205,7 @@
             <v:path o:extrusionok="f" gradientshapeok="t" o:connecttype="rect"/>
             <o:lock v:ext="edit" aspectratio="t"/>
           </v:shapetype>
-          <v:shape id="_x0000_i1025" type="#_x0000_t75" alt="Aláírási sor, aláíratlan" style="width:146.65pt;height:73.35pt">
+          <v:shape id="_x0000_i1025" type="#_x0000_t75" alt="Aláírási sor, aláíratlan" style="width:146.25pt;height:73.5pt">
             <v:imagedata r:id="rId4" o:title=""/>
             <o:lock v:ext="edit" ungrouping="t" rotation="t" cropping="t" verticies="t" text="t" grouping="t"/>
             <o:signatureline v:ext="edit" id="{F05946F4-AADD-4CF1-AB3F-E143C538C4C5}" provid="{00000000-0000-0000-0000-000000000000}" o:suggestedsigner="Kovács László" o:suggestedsigner2="Szaktanár" issignatureline="t"/>
@@ -182,7 +214,7 @@
       </w:r>
       <w:r>
         <w:pict w14:anchorId="430A5E79">
-          <v:shape id="_x0000_i1026" type="#_x0000_t75" alt="Aláírási sor, aláíratlan" style="width:146.65pt;height:73.35pt">
+          <v:shape id="_x0000_i1026" type="#_x0000_t75" alt="Aláírási sor, aláíratlan" style="width:146.25pt;height:73.5pt">
             <v:imagedata r:id="rId5" o:title=""/>
             <o:lock v:ext="edit" ungrouping="t" rotation="t" cropping="t" verticies="t" text="t" grouping="t"/>
             <o:signatureline v:ext="edit" id="{F39A5374-95F1-450E-BE27-801074E44278}" provid="{00000000-0000-0000-0000-000000000000}" o:suggestedsigner="Kothencz Martin" o:suggestedsigner2="Tanuló" issignatureline="t"/>
@@ -191,7 +223,7 @@
       </w:r>
       <w:r>
         <w:pict w14:anchorId="48F64C48">
-          <v:shape id="_x0000_i1027" type="#_x0000_t75" alt="Aláírási sor, aláíratlan" style="width:146.65pt;height:73.35pt">
+          <v:shape id="_x0000_i1027" type="#_x0000_t75" alt="Aláírási sor, aláíratlan" style="width:147pt;height:73.5pt">
             <v:imagedata r:id="rId6" o:title=""/>
             <o:lock v:ext="edit" ungrouping="t" rotation="t" cropping="t" verticies="t" text="t" grouping="t"/>
             <o:signatureline v:ext="edit" id="{4C275791-4119-4083-B541-DAFDBED2324C}" provid="{00000000-0000-0000-0000-000000000000}" o:suggestedsigner="Lenhardt Károly" o:suggestedsigner2="Tanuló" issignatureline="t"/>
